--- a/Aegis-Customer-Prep-and-Deploy-Playbook.docx
+++ b/Aegis-Customer-Prep-and-Deploy-Playbook.docx
@@ -173,7 +173,7 @@
         <w:t>low-blast-radius</w:t>
       </w:r>
       <w:r>
-        <w:t xml:space="preserve"> workflow (IT service desk, resident/311, HR helpdesk — reversible, high-volume, clear ROI); (b) their industry → the compliance pack (</w:t>
+        <w:t xml:space="preserve"> workflow (IT service desk, resident/311, HR helpdesk — reversible, high-volume, clear ROI); (b) their industry → the control-mapping pack (</w:t>
       </w:r>
       <w:r>
         <w:rPr>
@@ -499,7 +499,7 @@
     </w:p>
     <w:p>
       <w:r>
-        <w:t>Pilot trap (5) → the insight: governance is the product (5) → what it is, 5 layers (5) → live proof + reproduce one run (10) → their workflow mapped to a golden path (10) → compliance pack + CISO Q&amp;A (15) → ROI worksheet with their numbers (10) → the ask: a fixed-scope paid pilot (10).</w:t>
+        <w:t>Pilot trap (5) → the insight: governance is the product (5) → what it is, 5 layers (5) → live proof + reproduce one run (10) → their workflow mapped to a golden path (10) → control-mapping pack + CISO Q&amp;A (15) → ROI worksheet with their numbers (10) → the ask: a fixed-scope paid pilot (10).</w:t>
       </w:r>
     </w:p>
     <w:p>
@@ -532,7 +532,7 @@
         <w:t>Phase 0 — Discovery &amp; architecture workshop (0.5-1 day).</w:t>
       </w:r>
       <w:r>
-        <w:t xml:space="preserve"> Map their IdP, data classes, the one workflow, and the success metric; select the compliance pack. </w:t>
+        <w:t xml:space="preserve"> Map their IdP, data classes, the one workflow, and the success metric; select the control-mapping pack. </w:t>
       </w:r>
       <w:r>
         <w:rPr>
